--- a/BAITAPLON.docx
+++ b/BAITAPLON.docx
@@ -6430,7 +6430,7 @@
       <w:r>
         <w:fldChar w:fldCharType="separate"/>
       </w:r>
-      <w:hyperlink w:anchor="_Toc232961673" w:history="1">
+      <w:hyperlink w:anchor="_Toc233016886" w:history="1">
         <w:r>
           <w:rPr>
             <w:rStyle w:val="Hyperlink"/>
@@ -6457,7 +6457,7 @@
             <w:noProof/>
             <w:webHidden/>
           </w:rPr>
-          <w:instrText xml:space="preserve"> PAGEREF _Toc232961673 \h </w:instrText>
+          <w:instrText xml:space="preserve"> PAGEREF _Toc233016886 \h </w:instrText>
         </w:r>
         <w:r>
           <w:rPr>
@@ -6503,7 +6503,7 @@
           <w14:ligatures w14:val="standardContextual"/>
         </w:rPr>
       </w:pPr>
-      <w:hyperlink w:anchor="_Toc232961674" w:history="1">
+      <w:hyperlink w:anchor="_Toc233016887" w:history="1">
         <w:r>
           <w:rPr>
             <w:rStyle w:val="Hyperlink"/>
@@ -6530,7 +6530,7 @@
             <w:noProof/>
             <w:webHidden/>
           </w:rPr>
-          <w:instrText xml:space="preserve"> PAGEREF _Toc232961674 \h </w:instrText>
+          <w:instrText xml:space="preserve"> PAGEREF _Toc233016887 \h </w:instrText>
         </w:r>
         <w:r>
           <w:rPr>
@@ -6576,7 +6576,7 @@
           <w14:ligatures w14:val="standardContextual"/>
         </w:rPr>
       </w:pPr>
-      <w:hyperlink w:anchor="_Toc232961675" w:history="1">
+      <w:hyperlink w:anchor="_Toc233016888" w:history="1">
         <w:r>
           <w:rPr>
             <w:rStyle w:val="Hyperlink"/>
@@ -6603,7 +6603,7 @@
             <w:noProof/>
             <w:webHidden/>
           </w:rPr>
-          <w:instrText xml:space="preserve"> PAGEREF _Toc232961675 \h </w:instrText>
+          <w:instrText xml:space="preserve"> PAGEREF _Toc233016888 \h </w:instrText>
         </w:r>
         <w:r>
           <w:rPr>
@@ -6649,7 +6649,7 @@
           <w14:ligatures w14:val="standardContextual"/>
         </w:rPr>
       </w:pPr>
-      <w:hyperlink w:anchor="_Toc232961676" w:history="1">
+      <w:hyperlink w:anchor="_Toc233016889" w:history="1">
         <w:r>
           <w:rPr>
             <w:rStyle w:val="Hyperlink"/>
@@ -6676,7 +6676,7 @@
             <w:noProof/>
             <w:webHidden/>
           </w:rPr>
-          <w:instrText xml:space="preserve"> PAGEREF _Toc232961676 \h </w:instrText>
+          <w:instrText xml:space="preserve"> PAGEREF _Toc233016889 \h </w:instrText>
         </w:r>
         <w:r>
           <w:rPr>
@@ -6722,7 +6722,7 @@
           <w14:ligatures w14:val="standardContextual"/>
         </w:rPr>
       </w:pPr>
-      <w:hyperlink w:anchor="_Toc232961677" w:history="1">
+      <w:hyperlink w:anchor="_Toc233016890" w:history="1">
         <w:r>
           <w:rPr>
             <w:rStyle w:val="Hyperlink"/>
@@ -6749,7 +6749,7 @@
             <w:noProof/>
             <w:webHidden/>
           </w:rPr>
-          <w:instrText xml:space="preserve"> PAGEREF _Toc232961677 \h </w:instrText>
+          <w:instrText xml:space="preserve"> PAGEREF _Toc233016890 \h </w:instrText>
         </w:r>
         <w:r>
           <w:rPr>
@@ -6795,7 +6795,7 @@
           <w14:ligatures w14:val="standardContextual"/>
         </w:rPr>
       </w:pPr>
-      <w:hyperlink w:anchor="_Toc232961678" w:history="1">
+      <w:hyperlink w:anchor="_Toc233016891" w:history="1">
         <w:r>
           <w:rPr>
             <w:rStyle w:val="Hyperlink"/>
@@ -6822,7 +6822,7 @@
             <w:noProof/>
             <w:webHidden/>
           </w:rPr>
-          <w:instrText xml:space="preserve"> PAGEREF _Toc232961678 \h </w:instrText>
+          <w:instrText xml:space="preserve"> PAGEREF _Toc233016891 \h </w:instrText>
         </w:r>
         <w:r>
           <w:rPr>
@@ -6868,7 +6868,7 @@
           <w14:ligatures w14:val="standardContextual"/>
         </w:rPr>
       </w:pPr>
-      <w:hyperlink w:anchor="_Toc232961679" w:history="1">
+      <w:hyperlink w:anchor="_Toc233016892" w:history="1">
         <w:r>
           <w:rPr>
             <w:rStyle w:val="Hyperlink"/>
@@ -6895,7 +6895,7 @@
             <w:noProof/>
             <w:webHidden/>
           </w:rPr>
-          <w:instrText xml:space="preserve"> PAGEREF _Toc232961679 \h </w:instrText>
+          <w:instrText xml:space="preserve"> PAGEREF _Toc233016892 \h </w:instrText>
         </w:r>
         <w:r>
           <w:rPr>
@@ -6941,7 +6941,7 @@
           <w14:ligatures w14:val="standardContextual"/>
         </w:rPr>
       </w:pPr>
-      <w:hyperlink w:anchor="_Toc232961680" w:history="1">
+      <w:hyperlink w:anchor="_Toc233016893" w:history="1">
         <w:r>
           <w:rPr>
             <w:rStyle w:val="Hyperlink"/>
@@ -6968,7 +6968,7 @@
             <w:noProof/>
             <w:webHidden/>
           </w:rPr>
-          <w:instrText xml:space="preserve"> PAGEREF _Toc232961680 \h </w:instrText>
+          <w:instrText xml:space="preserve"> PAGEREF _Toc233016893 \h </w:instrText>
         </w:r>
         <w:r>
           <w:rPr>
@@ -7014,7 +7014,7 @@
           <w14:ligatures w14:val="standardContextual"/>
         </w:rPr>
       </w:pPr>
-      <w:hyperlink w:anchor="_Toc232961681" w:history="1">
+      <w:hyperlink w:anchor="_Toc233016894" w:history="1">
         <w:r>
           <w:rPr>
             <w:rStyle w:val="Hyperlink"/>
@@ -7041,7 +7041,7 @@
             <w:noProof/>
             <w:webHidden/>
           </w:rPr>
-          <w:instrText xml:space="preserve"> PAGEREF _Toc232961681 \h </w:instrText>
+          <w:instrText xml:space="preserve"> PAGEREF _Toc233016894 \h </w:instrText>
         </w:r>
         <w:r>
           <w:rPr>
@@ -7087,7 +7087,7 @@
           <w14:ligatures w14:val="standardContextual"/>
         </w:rPr>
       </w:pPr>
-      <w:hyperlink w:anchor="_Toc232961682" w:history="1">
+      <w:hyperlink w:anchor="_Toc233016895" w:history="1">
         <w:r>
           <w:rPr>
             <w:rStyle w:val="Hyperlink"/>
@@ -7114,7 +7114,7 @@
             <w:noProof/>
             <w:webHidden/>
           </w:rPr>
-          <w:instrText xml:space="preserve"> PAGEREF _Toc232961682 \h </w:instrText>
+          <w:instrText xml:space="preserve"> PAGEREF _Toc233016895 \h </w:instrText>
         </w:r>
         <w:r>
           <w:rPr>
@@ -7160,7 +7160,7 @@
           <w14:ligatures w14:val="standardContextual"/>
         </w:rPr>
       </w:pPr>
-      <w:hyperlink w:anchor="_Toc232961683" w:history="1">
+      <w:hyperlink w:anchor="_Toc233016896" w:history="1">
         <w:r>
           <w:rPr>
             <w:rStyle w:val="Hyperlink"/>
@@ -7187,7 +7187,7 @@
             <w:noProof/>
             <w:webHidden/>
           </w:rPr>
-          <w:instrText xml:space="preserve"> PAGEREF _Toc232961683 \h </w:instrText>
+          <w:instrText xml:space="preserve"> PAGEREF _Toc233016896 \h </w:instrText>
         </w:r>
         <w:r>
           <w:rPr>
@@ -7233,7 +7233,7 @@
           <w14:ligatures w14:val="standardContextual"/>
         </w:rPr>
       </w:pPr>
-      <w:hyperlink w:anchor="_Toc232961684" w:history="1">
+      <w:hyperlink w:anchor="_Toc233016897" w:history="1">
         <w:r>
           <w:rPr>
             <w:rStyle w:val="Hyperlink"/>
@@ -7260,7 +7260,7 @@
             <w:noProof/>
             <w:webHidden/>
           </w:rPr>
-          <w:instrText xml:space="preserve"> PAGEREF _Toc232961684 \h </w:instrText>
+          <w:instrText xml:space="preserve"> PAGEREF _Toc233016897 \h </w:instrText>
         </w:r>
         <w:r>
           <w:rPr>
@@ -7306,7 +7306,7 @@
           <w14:ligatures w14:val="standardContextual"/>
         </w:rPr>
       </w:pPr>
-      <w:hyperlink w:anchor="_Toc232961685" w:history="1">
+      <w:hyperlink w:anchor="_Toc233016898" w:history="1">
         <w:r>
           <w:rPr>
             <w:rStyle w:val="Hyperlink"/>
@@ -7333,7 +7333,7 @@
             <w:noProof/>
             <w:webHidden/>
           </w:rPr>
-          <w:instrText xml:space="preserve"> PAGEREF _Toc232961685 \h </w:instrText>
+          <w:instrText xml:space="preserve"> PAGEREF _Toc233016898 \h </w:instrText>
         </w:r>
         <w:r>
           <w:rPr>
@@ -7379,7 +7379,80 @@
           <w14:ligatures w14:val="standardContextual"/>
         </w:rPr>
       </w:pPr>
-      <w:hyperlink w:anchor="_Toc232961686" w:history="1">
+      <w:hyperlink w:anchor="_Toc233016899" w:history="1">
+        <w:r>
+          <w:rPr>
+            <w:rStyle w:val="Hyperlink"/>
+            <w:noProof/>
+          </w:rPr>
+          <w:t>Hình 4.6 So sánh hiệu suất các mô hình hồi quy</w:t>
+        </w:r>
+        <w:r>
+          <w:rPr>
+            <w:noProof/>
+            <w:webHidden/>
+          </w:rPr>
+          <w:tab/>
+        </w:r>
+        <w:r>
+          <w:rPr>
+            <w:noProof/>
+            <w:webHidden/>
+          </w:rPr>
+          <w:fldChar w:fldCharType="begin"/>
+        </w:r>
+        <w:r>
+          <w:rPr>
+            <w:noProof/>
+            <w:webHidden/>
+          </w:rPr>
+          <w:instrText xml:space="preserve"> PAGEREF _Toc233016899 \h </w:instrText>
+        </w:r>
+        <w:r>
+          <w:rPr>
+            <w:noProof/>
+            <w:webHidden/>
+          </w:rPr>
+        </w:r>
+        <w:r>
+          <w:rPr>
+            <w:noProof/>
+            <w:webHidden/>
+          </w:rPr>
+          <w:fldChar w:fldCharType="separate"/>
+        </w:r>
+        <w:r>
+          <w:rPr>
+            <w:noProof/>
+            <w:webHidden/>
+          </w:rPr>
+          <w:t>48</w:t>
+        </w:r>
+        <w:r>
+          <w:rPr>
+            <w:noProof/>
+            <w:webHidden/>
+          </w:rPr>
+          <w:fldChar w:fldCharType="end"/>
+        </w:r>
+      </w:hyperlink>
+    </w:p>
+    <w:p>
+      <w:pPr>
+        <w:pStyle w:val="TableofFigures"/>
+        <w:tabs>
+          <w:tab w:val="right" w:leader="dot" w:pos="9019"/>
+        </w:tabs>
+        <w:rPr>
+          <w:rFonts w:asciiTheme="minorHAnsi" w:eastAsiaTheme="minorEastAsia" w:hAnsiTheme="minorHAnsi"/>
+          <w:noProof/>
+          <w:kern w:val="2"/>
+          <w:sz w:val="24"/>
+          <w:szCs w:val="24"/>
+          <w14:ligatures w14:val="standardContextual"/>
+        </w:rPr>
+      </w:pPr>
+      <w:hyperlink w:anchor="_Toc233016900" w:history="1">
         <w:r>
           <w:rPr>
             <w:rStyle w:val="Hyperlink"/>
@@ -7406,7 +7479,7 @@
             <w:noProof/>
             <w:webHidden/>
           </w:rPr>
-          <w:instrText xml:space="preserve"> PAGEREF _Toc232961686 \h </w:instrText>
+          <w:instrText xml:space="preserve"> PAGEREF _Toc233016900 \h </w:instrText>
         </w:r>
         <w:r>
           <w:rPr>
@@ -7427,6 +7500,79 @@
             <w:webHidden/>
           </w:rPr>
           <w:t>49</w:t>
+        </w:r>
+        <w:r>
+          <w:rPr>
+            <w:noProof/>
+            <w:webHidden/>
+          </w:rPr>
+          <w:fldChar w:fldCharType="end"/>
+        </w:r>
+      </w:hyperlink>
+    </w:p>
+    <w:p>
+      <w:pPr>
+        <w:pStyle w:val="TableofFigures"/>
+        <w:tabs>
+          <w:tab w:val="right" w:leader="dot" w:pos="9019"/>
+        </w:tabs>
+        <w:rPr>
+          <w:rFonts w:asciiTheme="minorHAnsi" w:eastAsiaTheme="minorEastAsia" w:hAnsiTheme="minorHAnsi"/>
+          <w:noProof/>
+          <w:kern w:val="2"/>
+          <w:sz w:val="24"/>
+          <w:szCs w:val="24"/>
+          <w14:ligatures w14:val="standardContextual"/>
+        </w:rPr>
+      </w:pPr>
+      <w:hyperlink w:anchor="_Toc233016901" w:history="1">
+        <w:r>
+          <w:rPr>
+            <w:rStyle w:val="Hyperlink"/>
+            <w:noProof/>
+          </w:rPr>
+          <w:t>Hình 4.7 So sánh hiệu suất các mô hình phân loại</w:t>
+        </w:r>
+        <w:r>
+          <w:rPr>
+            <w:noProof/>
+            <w:webHidden/>
+          </w:rPr>
+          <w:tab/>
+        </w:r>
+        <w:r>
+          <w:rPr>
+            <w:noProof/>
+            <w:webHidden/>
+          </w:rPr>
+          <w:fldChar w:fldCharType="begin"/>
+        </w:r>
+        <w:r>
+          <w:rPr>
+            <w:noProof/>
+            <w:webHidden/>
+          </w:rPr>
+          <w:instrText xml:space="preserve"> PAGEREF _Toc233016901 \h </w:instrText>
+        </w:r>
+        <w:r>
+          <w:rPr>
+            <w:noProof/>
+            <w:webHidden/>
+          </w:rPr>
+        </w:r>
+        <w:r>
+          <w:rPr>
+            <w:noProof/>
+            <w:webHidden/>
+          </w:rPr>
+          <w:fldChar w:fldCharType="separate"/>
+        </w:r>
+        <w:r>
+          <w:rPr>
+            <w:noProof/>
+            <w:webHidden/>
+          </w:rPr>
+          <w:t>50</w:t>
         </w:r>
         <w:r>
           <w:rPr>
@@ -10886,7 +11032,7 @@
       </w:pPr>
       <w:bookmarkStart w:id="25" w:name="_Toc232105747"/>
       <w:bookmarkStart w:id="26" w:name="_Toc232815120"/>
-      <w:bookmarkStart w:id="27" w:name="_Toc232961673"/>
+      <w:bookmarkStart w:id="27" w:name="_Toc233016886"/>
       <w:r>
         <w:t xml:space="preserve">Hình 3.1 </w:t>
       </w:r>
@@ -10977,7 +11123,7 @@
       </w:pPr>
       <w:bookmarkStart w:id="29" w:name="_Toc232105748"/>
       <w:bookmarkStart w:id="30" w:name="_Toc232815121"/>
-      <w:bookmarkStart w:id="31" w:name="_Toc232961674"/>
+      <w:bookmarkStart w:id="31" w:name="_Toc233016887"/>
       <w:r>
         <w:t>Hình 3.2 Quy trình xử lý dữ liệu của hệ thống.</w:t>
       </w:r>
@@ -11411,7 +11557,7 @@
           <w:sz w:val="26"/>
         </w:rPr>
       </w:pPr>
-      <w:bookmarkStart w:id="33" w:name="_Toc232961675"/>
+      <w:bookmarkStart w:id="33" w:name="_Toc233016888"/>
       <w:r>
         <w:rPr>
           <w:szCs w:val="28"/>
@@ -11541,7 +11687,7 @@
           <w:sz w:val="26"/>
         </w:rPr>
       </w:pPr>
-      <w:bookmarkStart w:id="34" w:name="_Toc232961676"/>
+      <w:bookmarkStart w:id="34" w:name="_Toc233016889"/>
       <w:r>
         <w:rPr>
           <w:szCs w:val="28"/>
@@ -11654,7 +11800,7 @@
           <w:sz w:val="26"/>
         </w:rPr>
       </w:pPr>
-      <w:bookmarkStart w:id="35" w:name="_Toc232961677"/>
+      <w:bookmarkStart w:id="35" w:name="_Toc233016890"/>
       <w:r>
         <w:rPr>
           <w:szCs w:val="28"/>
@@ -11792,7 +11938,7 @@
           <w:sz w:val="26"/>
         </w:rPr>
       </w:pPr>
-      <w:bookmarkStart w:id="36" w:name="_Toc232961678"/>
+      <w:bookmarkStart w:id="36" w:name="_Toc233016891"/>
       <w:r>
         <w:rPr>
           <w:szCs w:val="28"/>
@@ -12145,7 +12291,7 @@
       <w:pPr>
         <w:pStyle w:val="Hnh"/>
       </w:pPr>
-      <w:bookmarkStart w:id="37" w:name="_Toc232961679"/>
+      <w:bookmarkStart w:id="37" w:name="_Toc233016892"/>
       <w:r>
         <w:t>Hình 3.7 Thiết lập dữ liệu</w:t>
       </w:r>
@@ -24715,7 +24861,7 @@
       <w:pPr>
         <w:pStyle w:val="Hnh"/>
       </w:pPr>
-      <w:bookmarkStart w:id="45" w:name="_Toc232961680"/>
+      <w:bookmarkStart w:id="45" w:name="_Toc233016893"/>
       <w:r>
         <w:t>Hình 4.1 Biểu đồ Thể loại phim phổ biến nhất</w:t>
       </w:r>
@@ -25164,7 +25310,7 @@
       <w:pPr>
         <w:pStyle w:val="Hnh"/>
       </w:pPr>
-      <w:bookmarkStart w:id="47" w:name="_Toc232961681"/>
+      <w:bookmarkStart w:id="47" w:name="_Toc233016894"/>
       <w:r>
         <w:t>Hình 4.2 Biểu đồ thống kê điểm đánh giá IMDb</w:t>
       </w:r>
@@ -25457,7 +25603,7 @@
           <w14:ligatures w14:val="standardContextual"/>
         </w:rPr>
         <w:drawing>
-          <wp:inline distT="0" distB="0" distL="0" distR="0" wp14:anchorId="5CDCA505" wp14:editId="349D7F15">
+          <wp:inline distT="0" distB="0" distL="0" distR="0" wp14:anchorId="5CDCA505" wp14:editId="0E9E57DF">
             <wp:extent cx="5733415" cy="2125345"/>
             <wp:effectExtent l="0" t="0" r="635" b="8255"/>
             <wp:docPr id="1205635239" name="Picture 7"/>
@@ -25503,7 +25649,7 @@
       <w:pPr>
         <w:pStyle w:val="Hnh"/>
       </w:pPr>
-      <w:bookmarkStart w:id="49" w:name="_Toc232961682"/>
+      <w:bookmarkStart w:id="49" w:name="_Toc233016895"/>
       <w:r>
         <w:t>Hình 4.3 Biểu đồ thống kê số lương phim theo năm</w:t>
       </w:r>
@@ -25858,7 +26004,7 @@
       <w:pPr>
         <w:pStyle w:val="Hnh"/>
       </w:pPr>
-      <w:bookmarkStart w:id="51" w:name="_Toc232961683"/>
+      <w:bookmarkStart w:id="51" w:name="_Toc233016896"/>
       <w:r>
         <w:t xml:space="preserve">Hình 4.4 Mối quan </w:t>
       </w:r>
@@ -26237,7 +26383,7 @@
       <w:pPr>
         <w:pStyle w:val="Hnh"/>
       </w:pPr>
-      <w:bookmarkStart w:id="53" w:name="_Toc232961684"/>
+      <w:bookmarkStart w:id="53" w:name="_Toc233016897"/>
       <w:r>
         <w:t>Hình 4.5 Biểu đồ thống kê phim có số lượt đánh giá cao nhất</w:t>
       </w:r>
@@ -26681,7 +26827,7 @@
       <w:pPr>
         <w:pStyle w:val="Hnh"/>
       </w:pPr>
-      <w:bookmarkStart w:id="56" w:name="_Toc232961685"/>
+      <w:bookmarkStart w:id="56" w:name="_Toc233016898"/>
       <w:r>
         <w:lastRenderedPageBreak/>
         <w:t>Bảng 4.</w:t>
@@ -27333,6 +27479,79 @@
         </w:tabs>
         <w:spacing w:after="0"/>
         <w:rPr>
+          <w:b/>
+          <w:bCs/>
+          <w:szCs w:val="26"/>
+        </w:rPr>
+      </w:pPr>
+      <w:r>
+        <w:rPr>
+          <w:b/>
+          <w:bCs/>
+          <w:noProof/>
+          <w:szCs w:val="26"/>
+          <w14:ligatures w14:val="standardContextual"/>
+        </w:rPr>
+        <w:drawing>
+          <wp:inline distT="0" distB="0" distL="0" distR="0" wp14:anchorId="6AF5E279" wp14:editId="534E486C">
+            <wp:extent cx="5733415" cy="2844800"/>
+            <wp:effectExtent l="0" t="0" r="635" b="0"/>
+            <wp:docPr id="1209798546" name="Picture 5"/>
+            <wp:cNvGraphicFramePr>
+              <a:graphicFrameLocks xmlns:a="http://schemas.openxmlformats.org/drawingml/2006/main" noChangeAspect="1"/>
+            </wp:cNvGraphicFramePr>
+            <a:graphic xmlns:a="http://schemas.openxmlformats.org/drawingml/2006/main">
+              <a:graphicData uri="http://schemas.openxmlformats.org/drawingml/2006/picture">
+                <pic:pic xmlns:pic="http://schemas.openxmlformats.org/drawingml/2006/picture">
+                  <pic:nvPicPr>
+                    <pic:cNvPr id="1209798546" name="Picture 1209798546"/>
+                    <pic:cNvPicPr/>
+                  </pic:nvPicPr>
+                  <pic:blipFill>
+                    <a:blip r:embed="rId23">
+                      <a:extLst>
+                        <a:ext uri="{28A0092B-C50C-407E-A947-70E740481C1C}">
+                          <a14:useLocalDpi xmlns:a14="http://schemas.microsoft.com/office/drawing/2010/main" val="0"/>
+                        </a:ext>
+                      </a:extLst>
+                    </a:blip>
+                    <a:stretch>
+                      <a:fillRect/>
+                    </a:stretch>
+                  </pic:blipFill>
+                  <pic:spPr>
+                    <a:xfrm>
+                      <a:off x="0" y="0"/>
+                      <a:ext cx="5733415" cy="2844800"/>
+                    </a:xfrm>
+                    <a:prstGeom prst="rect">
+                      <a:avLst/>
+                    </a:prstGeom>
+                  </pic:spPr>
+                </pic:pic>
+              </a:graphicData>
+            </a:graphic>
+          </wp:inline>
+        </w:drawing>
+      </w:r>
+    </w:p>
+    <w:p>
+      <w:pPr>
+        <w:pStyle w:val="Hnh"/>
+      </w:pPr>
+      <w:bookmarkStart w:id="57" w:name="_Toc233016899"/>
+      <w:r>
+        <w:t>Hình 4.6 So sánh hiệu suất các mô hình hồi quy</w:t>
+      </w:r>
+      <w:bookmarkEnd w:id="57"/>
+    </w:p>
+    <w:p>
+      <w:pPr>
+        <w:tabs>
+          <w:tab w:val="left" w:pos="540"/>
+        </w:tabs>
+        <w:spacing w:after="0"/>
+        <w:rPr>
           <w:szCs w:val="26"/>
         </w:rPr>
       </w:pPr>
@@ -27468,7 +27687,14 @@
         <w:rPr>
           <w:szCs w:val="26"/>
         </w:rPr>
-        <w:t xml:space="preserve"> tụt sâu xuống mức 0.115 và sai số RMSE tăng lên 0.639. Nguyên nhân là do một cây quyết định rất dễ rơi vào hiện tượng quá khớp (Overfitting) trên tập huấn luyện, dẫn đến khả năng tổng quát hóa kém khi gặp dữ liệu mới ở tập kiểm thử. Việc Random Forest cải tiến mạnh mẽ vị trí này chứng minh cơ chế trung bình hóa kết quả của nhiều cây độc lập đã triệt tiêu nhiễu dữ liệu một cách hiệu quả.</w:t>
+        <w:t xml:space="preserve"> tụt sâu xuống mức 0.115 và sai số RMSE tăng lên 0.639. Nguyên nhân là do một cây quyết định rất dễ rơi vào hiện tượng quá khớp </w:t>
+      </w:r>
+      <w:r>
+        <w:rPr>
+          <w:szCs w:val="26"/>
+        </w:rPr>
+        <w:lastRenderedPageBreak/>
+        <w:t>(Overfitting) trên tập huấn luyện, dẫn đến khả năng tổng quát hóa kém khi gặp dữ liệu mới ở tập kiểm thử. Việc Random Forest cải tiến mạnh mẽ vị trí này chứng minh cơ chế trung bình hóa kết quả của nhiều cây độc lập đã triệt tiêu nhiễu dữ liệu một cách hiệu quả.</w:t>
       </w:r>
     </w:p>
     <w:p>
@@ -27478,7 +27704,7 @@
           <w:tab w:val="left" w:pos="540"/>
         </w:tabs>
       </w:pPr>
-      <w:bookmarkStart w:id="57" w:name="_Toc232961669"/>
+      <w:bookmarkStart w:id="58" w:name="_Toc232961669"/>
       <w:r>
         <w:t>4.3.2</w:t>
       </w:r>
@@ -27495,7 +27721,7 @@
         </w:rPr>
         <w:t>Kết quả thực nghiệm Bài toán 2: Phân lớp dự báo thành công (Success)</w:t>
       </w:r>
-      <w:bookmarkEnd w:id="57"/>
+      <w:bookmarkEnd w:id="58"/>
     </w:p>
     <w:p>
       <w:pPr>
@@ -27517,30 +27743,15 @@
     </w:p>
     <w:p>
       <w:pPr>
-        <w:spacing w:line="259" w:lineRule="auto"/>
-        <w:jc w:val="left"/>
+        <w:pStyle w:val="Hnh"/>
         <w:rPr>
           <w:b/>
           <w:bCs/>
           <w:szCs w:val="26"/>
         </w:rPr>
       </w:pPr>
-      <w:r>
-        <w:rPr>
-          <w:b/>
-          <w:bCs/>
-          <w:szCs w:val="26"/>
-        </w:rPr>
-        <w:br w:type="page"/>
-      </w:r>
-    </w:p>
-    <w:p>
-      <w:pPr>
-        <w:pStyle w:val="Hnh"/>
-      </w:pPr>
-      <w:bookmarkStart w:id="58" w:name="_Toc232961686"/>
-      <w:r>
-        <w:lastRenderedPageBreak/>
+      <w:bookmarkStart w:id="59" w:name="_Toc233016900"/>
+      <w:r>
         <w:t>Bảng 4.</w:t>
       </w:r>
       <w:r>
@@ -27549,7 +27760,7 @@
       <w:r>
         <w:t>: Bảng tổng hợp hiệu năng các mô hình Phân lớp (Dự báo Success)</w:t>
       </w:r>
-      <w:bookmarkEnd w:id="58"/>
+      <w:bookmarkEnd w:id="59"/>
     </w:p>
     <w:tbl>
       <w:tblPr>
@@ -28341,6 +28552,80 @@
         </w:tabs>
         <w:spacing w:after="0"/>
         <w:rPr>
+          <w:b/>
+          <w:bCs/>
+          <w:szCs w:val="26"/>
+        </w:rPr>
+      </w:pPr>
+      <w:r>
+        <w:rPr>
+          <w:b/>
+          <w:bCs/>
+          <w:noProof/>
+          <w:szCs w:val="26"/>
+          <w14:ligatures w14:val="standardContextual"/>
+        </w:rPr>
+        <w:lastRenderedPageBreak/>
+        <w:drawing>
+          <wp:inline distT="0" distB="0" distL="0" distR="0" wp14:anchorId="2B874985" wp14:editId="4431B9E8">
+            <wp:extent cx="5733415" cy="2844800"/>
+            <wp:effectExtent l="0" t="0" r="635" b="0"/>
+            <wp:docPr id="1161196257" name="Picture 7"/>
+            <wp:cNvGraphicFramePr>
+              <a:graphicFrameLocks xmlns:a="http://schemas.openxmlformats.org/drawingml/2006/main" noChangeAspect="1"/>
+            </wp:cNvGraphicFramePr>
+            <a:graphic xmlns:a="http://schemas.openxmlformats.org/drawingml/2006/main">
+              <a:graphicData uri="http://schemas.openxmlformats.org/drawingml/2006/picture">
+                <pic:pic xmlns:pic="http://schemas.openxmlformats.org/drawingml/2006/picture">
+                  <pic:nvPicPr>
+                    <pic:cNvPr id="1161196257" name="Picture 1161196257"/>
+                    <pic:cNvPicPr/>
+                  </pic:nvPicPr>
+                  <pic:blipFill>
+                    <a:blip r:embed="rId24">
+                      <a:extLst>
+                        <a:ext uri="{28A0092B-C50C-407E-A947-70E740481C1C}">
+                          <a14:useLocalDpi xmlns:a14="http://schemas.microsoft.com/office/drawing/2010/main" val="0"/>
+                        </a:ext>
+                      </a:extLst>
+                    </a:blip>
+                    <a:stretch>
+                      <a:fillRect/>
+                    </a:stretch>
+                  </pic:blipFill>
+                  <pic:spPr>
+                    <a:xfrm>
+                      <a:off x="0" y="0"/>
+                      <a:ext cx="5733415" cy="2844800"/>
+                    </a:xfrm>
+                    <a:prstGeom prst="rect">
+                      <a:avLst/>
+                    </a:prstGeom>
+                  </pic:spPr>
+                </pic:pic>
+              </a:graphicData>
+            </a:graphic>
+          </wp:inline>
+        </w:drawing>
+      </w:r>
+    </w:p>
+    <w:p>
+      <w:pPr>
+        <w:pStyle w:val="Hnh"/>
+      </w:pPr>
+      <w:bookmarkStart w:id="60" w:name="_Toc233016901"/>
+      <w:r>
+        <w:t>Hình 4.7 So sánh hiệu suất các mô hình phân loại</w:t>
+      </w:r>
+      <w:bookmarkEnd w:id="60"/>
+    </w:p>
+    <w:p>
+      <w:pPr>
+        <w:tabs>
+          <w:tab w:val="left" w:pos="540"/>
+        </w:tabs>
+        <w:spacing w:after="0"/>
+        <w:rPr>
           <w:szCs w:val="26"/>
         </w:rPr>
       </w:pPr>
@@ -28591,6 +28876,7 @@
           <w:bCs/>
           <w:szCs w:val="26"/>
         </w:rPr>
+        <w:lastRenderedPageBreak/>
         <w:t>Kết luận thực nghiệm:</w:t>
       </w:r>
       <w:r>
@@ -28611,14 +28897,7 @@
         <w:rPr>
           <w:szCs w:val="26"/>
         </w:rPr>
-        <w:t xml:space="preserve"> là sự lựa chọn duy nhất thích hợp. Tuy nhiên, đối với bài toán phân lớp định </w:t>
-      </w:r>
-      <w:r>
-        <w:rPr>
-          <w:szCs w:val="26"/>
-        </w:rPr>
-        <w:lastRenderedPageBreak/>
-        <w:t xml:space="preserve">tính, tùy thuộc vào mục tiêu đầu ra của nhà quản lý (cần sự an toàn tuyệt đối hay cần sự nhận diện bao quát) để đưa ra quyết định lựa chọn giữa bộ đôi thuật toán mạnh mẽ </w:t>
+        <w:t xml:space="preserve"> là sự lựa chọn duy nhất thích hợp. Tuy nhiên, đối với bài toán phân lớp định tính, tùy thuộc vào mục tiêu đầu ra của nhà quản lý (cần sự an toàn tuyệt đối hay cần sự nhận diện bao quát) để đưa ra quyết định lựa chọn giữa bộ đôi thuật toán mạnh mẽ </w:t>
       </w:r>
       <w:r>
         <w:rPr>
@@ -28656,7 +28935,7 @@
           <w:tab w:val="left" w:pos="540"/>
         </w:tabs>
       </w:pPr>
-      <w:bookmarkStart w:id="59" w:name="_Toc232961670"/>
+      <w:bookmarkStart w:id="61" w:name="_Toc232961670"/>
       <w:r>
         <w:t>4.5</w:t>
       </w:r>
@@ -28666,7 +28945,7 @@
       <w:r>
         <w:t xml:space="preserve"> Đánh giá chung</w:t>
       </w:r>
-      <w:bookmarkEnd w:id="59"/>
+      <w:bookmarkEnd w:id="61"/>
     </w:p>
     <w:p>
       <w:pPr>
@@ -28945,7 +29224,14 @@
         <w:rPr>
           <w:sz w:val="28"/>
         </w:rPr>
-        <w:t xml:space="preserve"> Mô hình hiện tại mới chỉ học dựa trên dữ liệu bảng thô (Năm, thời lượng, thể loại, nhãn độ tuổi), chưa tiếp cận được các yếu tố cốt lõi như: Uy tín đạo diễn/diễn viên, ngân sách đầu tư, hay nội dung kịch bản.</w:t>
+        <w:t xml:space="preserve"> Mô hình hiện tại mới chỉ học dựa trên dữ liệu bảng thô (Năm, thời lượng, thể loại, nhãn độ tuổi), chưa tiếp cận </w:t>
+      </w:r>
+      <w:r>
+        <w:rPr>
+          <w:sz w:val="28"/>
+        </w:rPr>
+        <w:lastRenderedPageBreak/>
+        <w:t>được các yếu tố cốt lõi như: Uy tín đạo diễn/diễn viên, ngân sách đầu tư, hay nội dung kịch bản.</w:t>
       </w:r>
     </w:p>
     <w:p>
@@ -28966,7 +29252,6 @@
           <w:bCs/>
           <w:sz w:val="28"/>
         </w:rPr>
-        <w:lastRenderedPageBreak/>
         <w:t>4.5.3. Định hướng phát triển</w:t>
       </w:r>
     </w:p>
@@ -29080,12 +29365,12 @@
           <w:tab w:val="left" w:pos="540"/>
         </w:tabs>
       </w:pPr>
-      <w:bookmarkStart w:id="60" w:name="_Toc232961671"/>
+      <w:bookmarkStart w:id="62" w:name="_Toc232961671"/>
       <w:r>
         <w:lastRenderedPageBreak/>
         <w:t>KẾT LUẬN</w:t>
       </w:r>
-      <w:bookmarkEnd w:id="60"/>
+      <w:bookmarkEnd w:id="62"/>
     </w:p>
     <w:p>
       <w:pPr>
@@ -29377,12 +29662,12 @@
           <w:tab w:val="left" w:pos="540"/>
         </w:tabs>
       </w:pPr>
-      <w:bookmarkStart w:id="61" w:name="_Toc232961672"/>
+      <w:bookmarkStart w:id="63" w:name="_Toc232961672"/>
       <w:r>
         <w:lastRenderedPageBreak/>
         <w:t>TÀI LIỆU THAM KHẢO</w:t>
       </w:r>
-      <w:bookmarkEnd w:id="61"/>
+      <w:bookmarkEnd w:id="63"/>
     </w:p>
     <w:p>
       <w:pPr>
@@ -29482,7 +29767,7 @@
         </w:rPr>
         <w:t xml:space="preserve">[3] Tài liệu hướng dẫn thư viện Pandas. </w:t>
       </w:r>
-      <w:hyperlink r:id="rId23" w:history="1">
+      <w:hyperlink r:id="rId25" w:history="1">
         <w:r>
           <w:rPr>
             <w:rStyle w:val="Hyperlink"/>
@@ -29514,7 +29799,7 @@
         </w:rPr>
         <w:t xml:space="preserve">[4] Tài liệu hướng dẫn thư viện NumPy. </w:t>
       </w:r>
-      <w:hyperlink r:id="rId24" w:history="1">
+      <w:hyperlink r:id="rId26" w:history="1">
         <w:r>
           <w:rPr>
             <w:rStyle w:val="Hyperlink"/>
@@ -29546,7 +29831,7 @@
         </w:rPr>
         <w:t xml:space="preserve">[5] Tài liệu hướng dẫn thư viện Matplotlib. </w:t>
       </w:r>
-      <w:hyperlink r:id="rId25" w:history="1">
+      <w:hyperlink r:id="rId27" w:history="1">
         <w:r>
           <w:rPr>
             <w:rStyle w:val="Hyperlink"/>
@@ -29578,7 +29863,7 @@
         </w:rPr>
         <w:t xml:space="preserve">[6] Tài liệu hướng dẫn thư viện Seaborn. </w:t>
       </w:r>
-      <w:hyperlink r:id="rId26" w:history="1">
+      <w:hyperlink r:id="rId28" w:history="1">
         <w:r>
           <w:rPr>
             <w:rStyle w:val="Hyperlink"/>
@@ -29610,7 +29895,7 @@
         </w:rPr>
         <w:t xml:space="preserve">[7] Tài liệu hướng dẫn thư viện Scikit-learn. </w:t>
       </w:r>
-      <w:hyperlink r:id="rId27" w:history="1">
+      <w:hyperlink r:id="rId29" w:history="1">
         <w:r>
           <w:rPr>
             <w:rStyle w:val="Hyperlink"/>
@@ -29655,8 +29940,8 @@
       </w:pPr>
     </w:p>
     <w:sectPr>
-      <w:headerReference w:type="default" r:id="rId28"/>
-      <w:footerReference w:type="default" r:id="rId29"/>
+      <w:headerReference w:type="default" r:id="rId30"/>
+      <w:footerReference w:type="default" r:id="rId31"/>
       <w:pgSz w:w="11909" w:h="16834" w:code="9"/>
       <w:pgMar w:top="1440" w:right="1440" w:bottom="1440" w:left="1440" w:header="720" w:footer="720" w:gutter="0"/>
       <w:pgNumType w:start="1"/>
